--- a/Activity diagram QL khách hàng.docx
+++ b/Activity diagram QL khách hàng.docx
@@ -22,6 +22,9 @@
     </w:p>
     <w:p>
       <w:r>
+        <w:rPr>
+          <w:noProof/>
+        </w:rPr>
         <w:drawing>
           <wp:inline distT="0" distB="0" distL="0" distR="0" wp14:anchorId="0A9D2942" wp14:editId="3E0E7AD8">
             <wp:extent cx="4178515" cy="3835597"/>
@@ -58,11 +61,12 @@
           </wp:inline>
         </w:drawing>
       </w:r>
-      <w:bookmarkStart w:id="0" w:name="_GoBack"/>
-      <w:bookmarkEnd w:id="0"/>
     </w:p>
     <w:p>
       <w:r>
+        <w:rPr>
+          <w:noProof/>
+        </w:rPr>
         <w:lastRenderedPageBreak/>
         <w:drawing>
           <wp:inline distT="0" distB="0" distL="0" distR="0" wp14:anchorId="5983BCF3" wp14:editId="1A2A01FF">
@@ -127,6 +131,9 @@
     </w:p>
     <w:p>
       <w:r>
+        <w:rPr>
+          <w:noProof/>
+        </w:rPr>
         <w:lastRenderedPageBreak/>
         <w:drawing>
           <wp:inline distT="0" distB="0" distL="0" distR="0" wp14:anchorId="3ACCD3DD" wp14:editId="1BFF8DE1">
@@ -167,6 +174,9 @@
     </w:p>
     <w:p>
       <w:r>
+        <w:rPr>
+          <w:noProof/>
+        </w:rPr>
         <w:drawing>
           <wp:inline distT="0" distB="0" distL="0" distR="0" wp14:anchorId="25615475" wp14:editId="52B50DFA">
             <wp:extent cx="4216617" cy="4191215"/>
@@ -203,6 +213,69 @@
           </wp:inline>
         </w:drawing>
       </w:r>
+    </w:p>
+    <w:p>
+      <w:r>
+        <w:lastRenderedPageBreak/>
+        <w:t>Acitivity Diagram Đăng nhập:</w:t>
+      </w:r>
+    </w:p>
+    <w:p>
+      <w:r>
+        <w:br/>
+      </w:r>
+      <w:hyperlink r:id="rId10" w:history="1">
+        <w:r>
+          <w:rPr>
+            <w:rStyle w:val="Hyperlink"/>
+          </w:rPr>
+          <w:t>https://lucid.app/lucidchart/6ddbea0f-e76e-47dd-bea4-3ac9a4acb2b7/edit?viewport_loc=-188%2C-365%2C1781%2C962%2C0_0&amp;invitationId=inv_4e3a643f-bb00-463f-9d61-ed0172f10247</w:t>
+        </w:r>
+      </w:hyperlink>
+      <w:r>
+        <w:t xml:space="preserve"> </w:t>
+      </w:r>
+    </w:p>
+    <w:p>
+      <w:r>
+        <w:drawing>
+          <wp:inline distT="0" distB="0" distL="0" distR="0" wp14:anchorId="77AEB208" wp14:editId="46C1B690">
+            <wp:extent cx="5188217" cy="4064209"/>
+            <wp:effectExtent l="0" t="0" r="0" b="0"/>
+            <wp:docPr id="5" name="Picture 5"/>
+            <wp:cNvGraphicFramePr>
+              <a:graphicFrameLocks xmlns:a="http://schemas.openxmlformats.org/drawingml/2006/main" noChangeAspect="1"/>
+            </wp:cNvGraphicFramePr>
+            <a:graphic xmlns:a="http://schemas.openxmlformats.org/drawingml/2006/main">
+              <a:graphicData uri="http://schemas.openxmlformats.org/drawingml/2006/picture">
+                <pic:pic xmlns:pic="http://schemas.openxmlformats.org/drawingml/2006/picture">
+                  <pic:nvPicPr>
+                    <pic:cNvPr id="1" name=""/>
+                    <pic:cNvPicPr/>
+                  </pic:nvPicPr>
+                  <pic:blipFill>
+                    <a:blip r:embed="rId11"/>
+                    <a:stretch>
+                      <a:fillRect/>
+                    </a:stretch>
+                  </pic:blipFill>
+                  <pic:spPr>
+                    <a:xfrm>
+                      <a:off x="0" y="0"/>
+                      <a:ext cx="5188217" cy="4064209"/>
+                    </a:xfrm>
+                    <a:prstGeom prst="rect">
+                      <a:avLst/>
+                    </a:prstGeom>
+                  </pic:spPr>
+                </pic:pic>
+              </a:graphicData>
+            </a:graphic>
+          </wp:inline>
+        </w:drawing>
+      </w:r>
+      <w:bookmarkStart w:id="0" w:name="_GoBack"/>
+      <w:bookmarkEnd w:id="0"/>
     </w:p>
     <w:sectPr>
       <w:pgSz w:w="12240" w:h="15840"/>
@@ -386,7 +459,7 @@
     <w:lsdException w:name="Table Web 2" w:semiHidden="1" w:unhideWhenUsed="1"/>
     <w:lsdException w:name="Table Web 3" w:semiHidden="1" w:unhideWhenUsed="1"/>
     <w:lsdException w:name="Balloon Text" w:semiHidden="1" w:unhideWhenUsed="1"/>
-    <w:lsdException w:name="Table Grid" w:semiHidden="1" w:uiPriority="59" w:unhideWhenUsed="1"/>
+    <w:lsdException w:name="Table Grid" w:uiPriority="59"/>
     <w:lsdException w:name="Table Theme" w:semiHidden="1" w:unhideWhenUsed="1"/>
     <w:lsdException w:name="Placeholder Text" w:semiHidden="1"/>
     <w:lsdException w:name="No Spacing" w:uiPriority="1" w:qFormat="1"/>
